--- a/testakten/erbrecht-pflichtteilsergaenzung-niesbrauch-depot-sylt/10_wertermittlungsauftrag_grundstueck.docx
+++ b/testakten/erbrecht-pflichtteilsergaenzung-niesbrauch-depot-sylt/10_wertermittlungsauftrag_grundstueck.docx
@@ -4,11 +4,13 @@
   <w:body>
     <w:p>
       <w:pPr>
+        <w:pStyle w:val="Title"/>
+        <w:widowControl/>
         <w:spacing w:after="40"/>
       </w:pPr>
       <w:r>
         <w:rPr>
-          <w:rFonts w:ascii="Arial" w:hAnsi="Arial"/>
+          <w:rFonts w:ascii="Arial" w:hAnsi="Arial" w:eastAsia="Arial"/>
           <w:b/>
           <w:color w:val="17365D"/>
           <w:sz w:val="17"/>
@@ -18,11 +20,12 @@
     </w:p>
     <w:p>
       <w:pPr>
+        <w:widowControl/>
         <w:spacing w:after="40"/>
       </w:pPr>
       <w:r>
         <w:rPr>
-          <w:rFonts w:ascii="Arial" w:hAnsi="Arial"/>
+          <w:rFonts w:ascii="Arial" w:hAnsi="Arial" w:eastAsia="Arial"/>
           <w:b/>
           <w:sz w:val="25"/>
         </w:rPr>
@@ -31,11 +34,12 @@
     </w:p>
     <w:p>
       <w:pPr>
+        <w:widowControl/>
         <w:spacing w:after="200"/>
       </w:pPr>
       <w:r>
         <w:rPr>
-          <w:rFonts w:ascii="Arial" w:hAnsi="Arial"/>
+          <w:rFonts w:ascii="Arial" w:hAnsi="Arial" w:eastAsia="Arial"/>
           <w:color w:val="586069"/>
           <w:sz w:val="17"/>
         </w:rPr>
@@ -44,19 +48,24 @@
     </w:p>
     <w:p>
       <w:pPr>
+        <w:widowControl/>
         <w:spacing w:after="160"/>
       </w:pPr>
       <w:r>
+        <w:rPr>
+          <w:rFonts w:ascii="Arial" w:hAnsi="Arial" w:eastAsia="Arial"/>
+        </w:rPr>
         <w:t>Dipl.-Ing. Hannes Hinrichs, Sachverständigenbüro Nordwert</w:t>
       </w:r>
     </w:p>
     <w:p>
       <w:pPr>
+        <w:widowControl/>
         <w:spacing w:after="80"/>
       </w:pPr>
       <w:r>
         <w:rPr>
-          <w:rFonts w:ascii="Arial" w:hAnsi="Arial"/>
+          <w:rFonts w:ascii="Arial" w:hAnsi="Arial" w:eastAsia="Arial"/>
           <w:color w:val="586069"/>
           <w:sz w:val="18"/>
         </w:rPr>
@@ -66,96 +75,176 @@
     <w:p>
       <w:pPr>
         <w:pStyle w:val="Title"/>
+        <w:widowControl/>
       </w:pPr>
       <w:r>
+        <w:rPr>
+          <w:rFonts w:ascii="Arial" w:hAnsi="Arial" w:eastAsia="Arial"/>
+        </w:rPr>
         <w:t>Wertermittlung Grundstück Gurtstig 18, Keitum</w:t>
       </w:r>
     </w:p>
     <w:p>
       <w:pPr>
+        <w:widowControl/>
         <w:jc w:val="both"/>
       </w:pPr>
       <w:r>
+        <w:rPr>
+          <w:rFonts w:ascii="Arial" w:hAnsi="Arial" w:eastAsia="Arial"/>
+        </w:rPr>
         <w:t>Sehr geehrter Herr Hinrichs, vorbehaltlich der Zustimmung aller Beteiligten bitten wir um ein Angebot für eine nachvollziehbare Verkehrswertermittlung des Grundstücks zum Stichtag 14. Januar 2026. Die Bewertung soll keine rechtliche Pflichtteilsergänzungsquote vorwegnehmen.</w:t>
       </w:r>
     </w:p>
     <w:p>
       <w:pPr>
         <w:pStyle w:val="Heading1"/>
+        <w:widowControl/>
       </w:pPr>
       <w:r>
+        <w:rPr>
+          <w:rFonts w:ascii="Arial" w:hAnsi="Arial" w:eastAsia="Arial"/>
+        </w:rPr>
         <w:t>1. Bewertungsgegenstand</w:t>
       </w:r>
     </w:p>
     <w:p>
       <w:pPr>
+        <w:widowControl/>
         <w:jc w:val="both"/>
       </w:pPr>
       <w:r>
+        <w:rPr>
+          <w:rFonts w:ascii="Arial" w:hAnsi="Arial" w:eastAsia="Arial"/>
+        </w:rPr>
         <w:t>Grundbuch Keitum Blatt 2187, Flur 18, Flurstück 77, 1.146 Quadratmeter, Einfamilienhaus mit zwei Ferienwohnungen. Bitte Gebäudeflächen, Bauzustand, Modernisierungen, Genehmigungslage der Ferienvermietung und Marktdaten offenlegen.</w:t>
       </w:r>
     </w:p>
     <w:p>
       <w:pPr>
         <w:pStyle w:val="Heading1"/>
+        <w:widowControl/>
       </w:pPr>
       <w:r>
+        <w:rPr>
+          <w:rFonts w:ascii="Arial" w:hAnsi="Arial" w:eastAsia="Arial"/>
+        </w:rPr>
         <w:t>2. Stichtags- und Rechtevarianten</w:t>
       </w:r>
     </w:p>
     <w:p>
       <w:pPr>
+        <w:widowControl/>
         <w:jc w:val="both"/>
       </w:pPr>
       <w:r>
+        <w:rPr>
+          <w:rFonts w:ascii="Arial" w:hAnsi="Arial" w:eastAsia="Arial"/>
+        </w:rPr>
         <w:t>Auszuweisen sind der unbelastete Verkehrswert zum 14. Januar 2026 sowie nachvollziehbare Barwertansätze für den in der Urkunde 118/2018 vorbehaltenen Nießbrauch. Zusätzlich bitten wir um eine Tatsachenliste, welche Nutzungs- und Lastenangaben für die Berechnung unterstellt wurden. Rechtliche Schlussfolgerungen zur Schenkung bleiben der anwaltlichen Prüfung vorbehalten.</w:t>
       </w:r>
     </w:p>
     <w:p>
       <w:pPr>
         <w:pStyle w:val="Heading1"/>
+        <w:widowControl/>
       </w:pPr>
       <w:r>
+        <w:rPr>
+          <w:rFonts w:ascii="Arial" w:hAnsi="Arial" w:eastAsia="Arial"/>
+        </w:rPr>
         <w:t>3. Unterlagen</w:t>
       </w:r>
     </w:p>
     <w:p>
       <w:pPr>
+        <w:widowControl/>
         <w:jc w:val="both"/>
       </w:pPr>
       <w:r>
+        <w:rPr>
+          <w:rFonts w:ascii="Arial" w:hAnsi="Arial" w:eastAsia="Arial"/>
+        </w:rPr>
         <w:t>Beigefügt werden Grundbuchauszug, Urkundenauszug, Baupläne 1998, Rechnungen Dach und Heizung, Vermietungsübersicht 2022 bis 2025 sowie Fotografien vom Dezember 2025. Fehlende Unterlagen und daraus folgende Bandbreiten sollen im Gutachten sichtbar bezeichnet werden.</w:t>
       </w:r>
     </w:p>
     <w:p>
       <w:pPr>
         <w:pStyle w:val="Heading1"/>
+        <w:widowControl/>
       </w:pPr>
       <w:r>
+        <w:rPr>
+          <w:rFonts w:ascii="Arial" w:hAnsi="Arial" w:eastAsia="Arial"/>
+        </w:rPr>
         <w:t>4. Ortstermin und Beteiligung</w:t>
       </w:r>
     </w:p>
     <w:p>
       <w:pPr>
+        <w:widowControl/>
         <w:jc w:val="both"/>
       </w:pPr>
       <w:r>
+        <w:rPr>
+          <w:rFonts w:ascii="Arial" w:hAnsi="Arial" w:eastAsia="Arial"/>
+        </w:rPr>
         <w:t>Ein Ortstermin soll mit mindestens zehn Tagen Vorlauf angekündigt werden. Anja und Karsten Martensen sowie deren Bevollmächtigte dürfen teilnehmen. Bitte teilen Sie Interessenkonflikte oder frühere Tätigkeiten für Beteiligte vor Annahme des Auftrags mit.</w:t>
       </w:r>
     </w:p>
     <w:p>
       <w:pPr>
+        <w:widowControl/>
         <w:jc w:val="both"/>
       </w:pPr>
       <w:r>
+        <w:rPr>
+          <w:rFonts w:ascii="Arial" w:hAnsi="Arial" w:eastAsia="Arial"/>
+        </w:rPr>
         <w:t>Mit freundlichen Grüßen Lea Petersen Rechtsanwältin</w:t>
+      </w:r>
+    </w:p>
+    <w:p>
+      <w:pPr>
+        <w:pStyle w:val="Heading1"/>
+        <w:widowControl/>
+      </w:pPr>
+      <w:r>
+        <w:rPr>
+          <w:rFonts w:ascii="Arial" w:hAnsi="Arial" w:eastAsia="Arial"/>
+        </w:rPr>
+        <w:t>5. Honorar und Datenraum</w:t>
+      </w:r>
+    </w:p>
+    <w:p>
+      <w:pPr>
+        <w:keepLines w:val="0"/>
+        <w:widowControl/>
+      </w:pPr>
+      <w:r>
+        <w:rPr>
+          <w:rFonts w:ascii="Arial" w:hAnsi="Arial" w:eastAsia="Arial"/>
+        </w:rPr>
+        <w:t>Der Sachverständige bot eine zweistufige Bearbeitung für 6800,00 EUR netto an: zunächst Dokumentenprüfung und Ortstermin, danach Gutachten. Zusätzliche Rückrechnung auf den Übertragungsstichtag 03.02.2018 kostet voraussichtlich 2400,00 EUR netto. Eine Beauftragung ist noch nicht erfolgt.</w:t>
+      </w:r>
+    </w:p>
+    <w:p>
+      <w:pPr>
+        <w:keepLines w:val="0"/>
+        <w:widowControl/>
+      </w:pPr>
+      <w:r>
+        <w:rPr>
+          <w:rFonts w:ascii="Arial" w:hAnsi="Arial" w:eastAsia="Arial"/>
+        </w:rPr>
+        <w:t>Im Datenraum fehlen Bauakte, vollständige Vermietungsabrechnungen 2018 bis 2021 und die Rechnung zur Grundschuldablösung. Der Gutachter soll jede fehlende Annahme sichtbar kennzeichnen und keine rechtliche Pflichtteilsergänzungsberechnung vornehmen.</w:t>
       </w:r>
     </w:p>
     <w:sectPr>
       <w:headerReference w:type="default" r:id="rId9"/>
       <w:footerReference w:type="default" r:id="rId10"/>
       <w:pgSz w:w="11906" w:h="16838"/>
-      <w:pgMar w:top="1020" w:right="1134" w:bottom="1020" w:left="1417" w:header="454" w:footer="454" w:gutter="0"/>
+      <w:pgMar w:top="1162" w:right="1219" w:bottom="1162" w:left="1276" w:header="397" w:footer="397" w:gutter="0"/>
       <w:cols w:space="720"/>
       <w:docGrid w:linePitch="360"/>
     </w:sectPr>
@@ -167,23 +256,34 @@
 <w:ftr xmlns:m="http://schemas.openxmlformats.org/officeDocument/2006/math" xmlns:mc="http://schemas.openxmlformats.org/markup-compatibility/2006" xmlns:mo="http://schemas.microsoft.com/office/mac/office/2008/main" xmlns:mv="urn:schemas-microsoft-com:mac:vml" xmlns:o="urn:schemas-microsoft-com:office:office" xmlns:r="http://schemas.openxmlformats.org/officeDocument/2006/relationships" xmlns:v="urn:schemas-microsoft-com:vml" xmlns:w10="urn:schemas-microsoft-com:office:word" xmlns:w14="http://schemas.microsoft.com/office/word/2010/wordml" xmlns:w="http://schemas.openxmlformats.org/wordprocessingml/2006/main" xmlns:wne="http://schemas.microsoft.com/office/word/2006/wordml" xmlns:wp14="http://schemas.microsoft.com/office/word/2010/wordprocessingDrawing" xmlns:wp="http://schemas.openxmlformats.org/drawingml/2006/wordprocessingDrawing" xmlns:wpc="http://schemas.microsoft.com/office/word/2010/wordprocessingCanvas" xmlns:wpg="http://schemas.microsoft.com/office/word/2010/wordprocessingGroup" xmlns:wpi="http://schemas.microsoft.com/office/word/2010/wordprocessingInk" xmlns:wps="http://schemas.microsoft.com/office/word/2010/wordprocessingShape" mc:Ignorable="w14 wp14">
   <w:p>
     <w:pPr>
-      <w:pStyle w:val="Footer"/>
-      <w:spacing w:before="0"/>
-      <w:jc w:val="right"/>
+      <w:spacing w:before="60"/>
+      <w:jc w:val="center"/>
     </w:pPr>
     <w:r>
       <w:rPr>
         <w:rFonts w:ascii="Arial" w:hAnsi="Arial"/>
-        <w:color w:val="586069"/>
-        <w:sz w:val="16"/>
+        <w:color w:val="6B7378"/>
+        <w:sz w:val="12"/>
+      </w:rPr>
+      <w:t>Lea Petersen, Rechtsanwältin und Fachanwältin für Erbrecht | Anderkonto DE62 2175 0000 0091 4410 08 | BIC NOLADE21NOS | St.-Nr. 17/209/04681 | Berufshaftpflicht: NordAssekuranz AG, Kiel</w:t>
+    </w:r>
+  </w:p>
+  <w:p>
+    <w:pPr>
+      <w:spacing w:after="0"/>
+      <w:jc w:val="center"/>
+    </w:pPr>
+    <w:r>
+      <w:rPr>
+        <w:color w:val="6B7378"/>
+        <w:sz w:val="14"/>
       </w:rPr>
       <w:t xml:space="preserve">Seite </w:t>
     </w:r>
     <w:r>
       <w:rPr>
-        <w:rFonts w:ascii="Arial" w:hAnsi="Arial"/>
-        <w:color w:val="586069"/>
-        <w:sz w:val="16"/>
+        <w:color w:val="6B7378"/>
+        <w:sz w:val="14"/>
       </w:rPr>
       <w:fldChar w:fldCharType="begin"/>
       <w:instrText xml:space="preserve"> PAGE </w:instrText>
@@ -197,19 +297,87 @@
 <w:hdr xmlns:m="http://schemas.openxmlformats.org/officeDocument/2006/math" xmlns:mc="http://schemas.openxmlformats.org/markup-compatibility/2006" xmlns:mo="http://schemas.microsoft.com/office/mac/office/2008/main" xmlns:mv="urn:schemas-microsoft-com:mac:vml" xmlns:o="urn:schemas-microsoft-com:office:office" xmlns:r="http://schemas.openxmlformats.org/officeDocument/2006/relationships" xmlns:v="urn:schemas-microsoft-com:vml" xmlns:w10="urn:schemas-microsoft-com:office:word" xmlns:w14="http://schemas.microsoft.com/office/word/2010/wordml" xmlns:w="http://schemas.openxmlformats.org/wordprocessingml/2006/main" xmlns:wne="http://schemas.microsoft.com/office/word/2006/wordml" xmlns:wp14="http://schemas.microsoft.com/office/word/2010/wordprocessingDrawing" xmlns:wp="http://schemas.openxmlformats.org/drawingml/2006/wordprocessingDrawing" xmlns:wpc="http://schemas.microsoft.com/office/word/2010/wordprocessingCanvas" xmlns:wpg="http://schemas.microsoft.com/office/word/2010/wordprocessingGroup" xmlns:wpi="http://schemas.microsoft.com/office/word/2010/wordprocessingInk" xmlns:wps="http://schemas.microsoft.com/office/word/2010/wordprocessingShape" mc:Ignorable="w14 wp14">
   <w:p>
     <w:pPr>
-      <w:pStyle w:val="Header"/>
-      <w:spacing w:after="0"/>
-      <w:jc w:val="right"/>
-    </w:pPr>
-    <w:r>
-      <w:rPr>
-        <w:rFonts w:ascii="Arial" w:hAnsi="Arial"/>
-        <w:color w:val="586069"/>
-        <w:sz w:val="16"/>
-      </w:rPr>
-      <w:t>Petersen &amp; Hagedorn Rechtsanwälte  |  PMH/26-184 AM / SV</w:t>
-    </w:r>
+      <w:pBdr>
+        <w:bottom w:val="single" w:sz="10" w:space="4" w:color="2F6684"/>
+      </w:pBdr>
+    </w:pPr>
   </w:p>
+  <w:tbl>
+    <w:tblPr>
+      <w:tblW w:type="auto" w:w="0"/>
+      <w:jc w:val="center"/>
+      <w:tblLook w:firstColumn="1" w:firstRow="1" w:lastColumn="0" w:lastRow="0" w:noHBand="0" w:noVBand="1" w:val="04A0"/>
+    </w:tblPr>
+    <w:tblGrid>
+      <w:gridCol w:w="6066"/>
+      <w:gridCol w:w="3345"/>
+    </w:tblGrid>
+    <w:tr>
+      <w:tc>
+        <w:tcPr>
+          <w:tcW w:type="dxa" w:w="4706"/>
+        </w:tcPr>
+        <w:p>
+          <w:pPr>
+            <w:spacing w:after="20"/>
+          </w:pPr>
+          <w:r>
+            <w:rPr>
+              <w:rFonts w:ascii="Arial" w:hAnsi="Arial"/>
+              <w:b/>
+              <w:color w:val="17324D"/>
+              <w:sz w:val="21"/>
+            </w:rPr>
+            <w:t>Petersen &amp; Hagedorn Rechtsanwälte</w:t>
+          </w:r>
+        </w:p>
+        <w:p>
+          <w:pPr>
+            <w:spacing w:after="0"/>
+          </w:pPr>
+          <w:r>
+            <w:rPr>
+              <w:color w:val="6B7378"/>
+              <w:sz w:val="15"/>
+            </w:rPr>
+            <w:t>Erbrecht und Vermögensnachfolge | Friedrichstraße 21 | 25980 Sylt</w:t>
+          </w:r>
+        </w:p>
+      </w:tc>
+      <w:tc>
+        <w:tcPr>
+          <w:tcW w:type="dxa" w:w="4706"/>
+        </w:tcPr>
+        <w:p>
+          <w:pPr>
+            <w:spacing w:after="20"/>
+            <w:jc w:val="right"/>
+          </w:pPr>
+          <w:r>
+            <w:rPr>
+              <w:b/>
+              <w:color w:val="17324D"/>
+              <w:sz w:val="18"/>
+            </w:rPr>
+            <w:t>Nachlass Martensen</w:t>
+          </w:r>
+        </w:p>
+        <w:p>
+          <w:pPr>
+            <w:spacing w:after="0"/>
+            <w:jc w:val="right"/>
+          </w:pPr>
+          <w:r>
+            <w:rPr>
+              <w:color w:val="6B7378"/>
+              <w:sz w:val="15"/>
+            </w:rPr>
+            <w:t>Aktenzeichen PMH/26-184 AM</w:t>
+          </w:r>
+        </w:p>
+      </w:tc>
+    </w:tr>
+  </w:tbl>
 </w:hdr>
 </file>
 
@@ -578,10 +746,10 @@
     <w:rsid w:val="00FC693F"/>
     <w:pPr>
       <w:widowControl/>
-      <w:spacing w:before="0" w:after="120" w:line="276" w:lineRule="auto"/>
+      <w:spacing w:before="0" w:after="100" w:line="269" w:lineRule="auto"/>
     </w:pPr>
     <w:rPr>
-      <w:rFonts w:ascii="Arial" w:hAnsi="Arial"/>
+      <w:rFonts w:ascii="Arial" w:hAnsi="Arial" w:eastAsia="Arial"/>
       <w:sz w:val="21"/>
     </w:rPr>
   </w:style>
@@ -640,15 +808,15 @@
     <w:pPr>
       <w:keepNext/>
       <w:keepLines/>
-      <w:spacing w:before="240" w:after="120"/>
+      <w:spacing w:before="240" w:after="100"/>
       <w:outlineLvl w:val="0"/>
     </w:pPr>
     <w:rPr>
-      <w:rFonts w:asciiTheme="majorHAnsi" w:eastAsiaTheme="majorEastAsia" w:hAnsiTheme="majorHAnsi" w:cstheme="majorBidi" w:ascii="Arial" w:hAnsi="Arial"/>
+      <w:rFonts w:asciiTheme="majorHAnsi" w:eastAsiaTheme="majorEastAsia" w:hAnsiTheme="majorHAnsi" w:cstheme="majorBidi" w:ascii="Arial" w:hAnsi="Arial" w:eastAsia="Arial"/>
       <w:b/>
       <w:bCs/>
-      <w:color w:val="17365D"/>
-      <w:sz w:val="25"/>
+      <w:color w:val="17324D"/>
+      <w:sz w:val="26"/>
       <w:szCs w:val="28"/>
     </w:rPr>
   </w:style>
@@ -664,14 +832,14 @@
     <w:pPr>
       <w:keepNext/>
       <w:keepLines/>
-      <w:spacing w:before="200" w:after="100"/>
+      <w:spacing w:before="180" w:after="80"/>
       <w:outlineLvl w:val="1"/>
     </w:pPr>
     <w:rPr>
-      <w:rFonts w:asciiTheme="majorHAnsi" w:eastAsiaTheme="majorEastAsia" w:hAnsiTheme="majorHAnsi" w:cstheme="majorBidi" w:ascii="Arial" w:hAnsi="Arial"/>
+      <w:rFonts w:asciiTheme="majorHAnsi" w:eastAsiaTheme="majorEastAsia" w:hAnsiTheme="majorHAnsi" w:cstheme="majorBidi" w:ascii="Arial" w:hAnsi="Arial" w:eastAsia="Arial"/>
       <w:b/>
       <w:bCs/>
-      <w:color w:val="17365D"/>
+      <w:color w:val="2F6684"/>
       <w:sz w:val="23"/>
       <w:szCs w:val="26"/>
     </w:rPr>
@@ -688,14 +856,14 @@
     <w:pPr>
       <w:keepNext/>
       <w:keepLines/>
-      <w:spacing w:before="160" w:after="80"/>
+      <w:spacing w:before="140" w:after="60"/>
       <w:outlineLvl w:val="2"/>
     </w:pPr>
     <w:rPr>
-      <w:rFonts w:asciiTheme="majorHAnsi" w:eastAsiaTheme="majorEastAsia" w:hAnsiTheme="majorHAnsi" w:cstheme="majorBidi" w:ascii="Arial" w:hAnsi="Arial"/>
+      <w:rFonts w:asciiTheme="majorHAnsi" w:eastAsiaTheme="majorEastAsia" w:hAnsiTheme="majorHAnsi" w:cstheme="majorBidi" w:ascii="Arial" w:hAnsi="Arial" w:eastAsia="Arial"/>
       <w:b/>
       <w:bCs/>
-      <w:color w:val="17365D"/>
+      <w:color w:val="17324D"/>
       <w:sz w:val="21"/>
     </w:rPr>
   </w:style>
@@ -927,19 +1095,20 @@
     <w:qFormat/>
     <w:rsid w:val="00FC693F"/>
     <w:pPr>
+      <w:keepNext/>
       <w:pBdr>
         <w:bottom w:val="single" w:sz="8" w:space="4" w:color="4F81BD" w:themeColor="accent1"/>
       </w:pBdr>
-      <w:spacing w:after="200" w:line="240" w:lineRule="auto" w:before="160"/>
+      <w:spacing w:after="200" w:line="240" w:lineRule="auto" w:before="0"/>
       <w:contextualSpacing/>
     </w:pPr>
     <w:rPr>
-      <w:rFonts w:asciiTheme="majorHAnsi" w:eastAsiaTheme="majorEastAsia" w:hAnsiTheme="majorHAnsi" w:cstheme="majorBidi" w:ascii="Arial" w:hAnsi="Arial"/>
+      <w:rFonts w:asciiTheme="majorHAnsi" w:eastAsiaTheme="majorEastAsia" w:hAnsiTheme="majorHAnsi" w:cstheme="majorBidi" w:ascii="Arial" w:hAnsi="Arial" w:eastAsia="Arial"/>
       <w:b/>
-      <w:color w:val="17365D"/>
+      <w:color w:val="17324D"/>
       <w:spacing w:val="5"/>
       <w:kern w:val="28"/>
-      <w:sz w:val="30"/>
+      <w:sz w:val="34"/>
       <w:szCs w:val="52"/>
     </w:rPr>
   </w:style>
